--- a/DB/SQL NoSQL.docx
+++ b/DB/SQL NoSQL.docx
@@ -1,6 +1,6 @@
 
 <file path=word/document.xml><?xml version="1.0" encoding="utf-8"?>
-<w:document xmlns:wpc="http://schemas.microsoft.com/office/word/2010/wordprocessingCanvas" xmlns:mc="http://schemas.openxmlformats.org/markup-compatibility/2006" xmlns:o="urn:schemas-microsoft-com:office:office" xmlns:r="http://schemas.openxmlformats.org/officeDocument/2006/relationships" xmlns:m="http://schemas.openxmlformats.org/officeDocument/2006/math" xmlns:v="urn:schemas-microsoft-com:vml" xmlns:wp14="http://schemas.microsoft.com/office/word/2010/wordprocessingDrawing" xmlns:wp="http://schemas.openxmlformats.org/drawingml/2006/wordprocessingDrawing" xmlns:w="http://schemas.openxmlformats.org/wordprocessingml/2006/main" xmlns:w14="http://schemas.microsoft.com/office/word/2010/wordml" xmlns:w10="urn:schemas-microsoft-com:office:word" xmlns:w15="http://schemas.microsoft.com/office/word/2012/wordml" xmlns:wpg="http://schemas.microsoft.com/office/word/2010/wordprocessingGroup" xmlns:wpi="http://schemas.microsoft.com/office/word/2010/wordprocessingInk" xmlns:wne="http://schemas.microsoft.com/office/word/2006/wordml" xmlns:wps="http://schemas.microsoft.com/office/word/2010/wordprocessingShape" xmlns:wpsCustomData="http://www.wps.cn/officeDocument/2013/wpsCustomData" mc:Ignorable="w14 w15 wp14">
+<w:document xmlns:wpc="http://schemas.microsoft.com/office/word/2010/wordprocessingCanvas" xmlns:cx="http://schemas.microsoft.com/office/drawing/2014/chartex" xmlns:cx1="http://schemas.microsoft.com/office/drawing/2015/9/8/chartex" xmlns:cx2="http://schemas.microsoft.com/office/drawing/2015/10/21/chartex" xmlns:cx3="http://schemas.microsoft.com/office/drawing/2016/5/9/chartex" xmlns:cx4="http://schemas.microsoft.com/office/drawing/2016/5/10/chartex" xmlns:cx5="http://schemas.microsoft.com/office/drawing/2016/5/11/chartex" xmlns:cx6="http://schemas.microsoft.com/office/drawing/2016/5/12/chartex" xmlns:cx7="http://schemas.microsoft.com/office/drawing/2016/5/13/chartex" xmlns:cx8="http://schemas.microsoft.com/office/drawing/2016/5/14/chartex" xmlns:mc="http://schemas.openxmlformats.org/markup-compatibility/2006" xmlns:o="urn:schemas-microsoft-com:office:office" xmlns:r="http://schemas.openxmlformats.org/officeDocument/2006/relationships" xmlns:m="http://schemas.openxmlformats.org/officeDocument/2006/math" xmlns:v="urn:schemas-microsoft-com:vml" xmlns:wp14="http://schemas.microsoft.com/office/word/2010/wordprocessingDrawing" xmlns:wp="http://schemas.openxmlformats.org/drawingml/2006/wordprocessingDrawing" xmlns:w="http://schemas.openxmlformats.org/wordprocessingml/2006/main" xmlns:w14="http://schemas.microsoft.com/office/word/2010/wordml" xmlns:w10="urn:schemas-microsoft-com:office:word" xmlns:w15="http://schemas.microsoft.com/office/word/2012/wordml" xmlns:wpg="http://schemas.microsoft.com/office/word/2010/wordprocessingGroup" xmlns:wpi="http://schemas.microsoft.com/office/word/2010/wordprocessingInk" xmlns:wne="http://schemas.microsoft.com/office/word/2006/wordml" xmlns:wps="http://schemas.microsoft.com/office/word/2010/wordprocessingShape" xmlns:wpsCustomData="http://www.wps.cn/officeDocument/2013/wpsCustomData" mc:Ignorable="w14 w15 wp14">
   <w:body>
     <w:p>
       <w:pPr>
@@ -19,6 +19,7 @@
     <w:p>
       <w:pPr>
         <w:numPr>
+          <w:ilvl w:val="0"/>
           <w:numId w:val="0"/>
         </w:numPr>
         <w:rPr>
@@ -37,6 +38,7 @@
     <w:p>
       <w:pPr>
         <w:numPr>
+          <w:ilvl w:val="0"/>
           <w:numId w:val="0"/>
         </w:numPr>
         <w:rPr>
@@ -55,17 +57,19 @@
     <w:p>
       <w:pPr>
         <w:numPr>
-          <w:numId w:val="0"/>
-        </w:numPr>
-        <w:rPr>
-          <w:rFonts w:hint="default"/>
-          <w:lang w:val="en-US"/>
-        </w:rPr>
-      </w:pPr>
-    </w:p>
-    <w:p>
-      <w:pPr>
-        <w:numPr>
+          <w:ilvl w:val="0"/>
+          <w:numId w:val="0"/>
+        </w:numPr>
+        <w:rPr>
+          <w:rFonts w:hint="default"/>
+          <w:lang w:val="en-US"/>
+        </w:rPr>
+      </w:pPr>
+    </w:p>
+    <w:p>
+      <w:pPr>
+        <w:numPr>
+          <w:ilvl w:val="0"/>
           <w:numId w:val="0"/>
         </w:numPr>
         <w:rPr>
@@ -101,6 +105,7 @@
     <w:p>
       <w:pPr>
         <w:numPr>
+          <w:ilvl w:val="0"/>
           <w:numId w:val="0"/>
         </w:numPr>
         <w:rPr>
@@ -119,6 +124,7 @@
     <w:p>
       <w:pPr>
         <w:numPr>
+          <w:ilvl w:val="0"/>
           <w:numId w:val="0"/>
         </w:numPr>
         <w:rPr>
@@ -646,6 +652,7 @@
     <w:p>
       <w:pPr>
         <w:numPr>
+          <w:ilvl w:val="0"/>
           <w:numId w:val="0"/>
         </w:numPr>
         <w:ind w:leftChars="0"/>
@@ -665,18 +672,20 @@
     <w:p>
       <w:pPr>
         <w:numPr>
-          <w:numId w:val="0"/>
-        </w:numPr>
-        <w:ind w:leftChars="0"/>
-        <w:rPr>
-          <w:rFonts w:hint="default"/>
-          <w:lang w:val="en-US"/>
-        </w:rPr>
-      </w:pPr>
-    </w:p>
-    <w:p>
-      <w:pPr>
-        <w:numPr>
+          <w:ilvl w:val="0"/>
+          <w:numId w:val="0"/>
+        </w:numPr>
+        <w:ind w:leftChars="0"/>
+        <w:rPr>
+          <w:rFonts w:hint="default"/>
+          <w:lang w:val="en-US"/>
+        </w:rPr>
+      </w:pPr>
+    </w:p>
+    <w:p>
+      <w:pPr>
+        <w:numPr>
+          <w:ilvl w:val="0"/>
           <w:numId w:val="0"/>
         </w:numPr>
         <w:ind w:leftChars="0"/>
@@ -696,18 +705,20 @@
     <w:p>
       <w:pPr>
         <w:numPr>
-          <w:numId w:val="0"/>
-        </w:numPr>
-        <w:ind w:leftChars="0"/>
-        <w:rPr>
-          <w:rFonts w:hint="default"/>
-          <w:lang w:val="en-US"/>
-        </w:rPr>
-      </w:pPr>
-    </w:p>
-    <w:p>
-      <w:pPr>
-        <w:numPr>
+          <w:ilvl w:val="0"/>
+          <w:numId w:val="0"/>
+        </w:numPr>
+        <w:ind w:leftChars="0"/>
+        <w:rPr>
+          <w:rFonts w:hint="default"/>
+          <w:lang w:val="en-US"/>
+        </w:rPr>
+      </w:pPr>
+    </w:p>
+    <w:p>
+      <w:pPr>
+        <w:numPr>
+          <w:ilvl w:val="0"/>
           <w:numId w:val="0"/>
         </w:numPr>
         <w:ind w:leftChars="0"/>
@@ -727,6 +738,7 @@
     <w:p>
       <w:pPr>
         <w:numPr>
+          <w:ilvl w:val="0"/>
           <w:numId w:val="0"/>
         </w:numPr>
         <w:ind w:leftChars="0"/>
@@ -746,6 +758,7 @@
     <w:p>
       <w:pPr>
         <w:numPr>
+          <w:ilvl w:val="0"/>
           <w:numId w:val="0"/>
         </w:numPr>
         <w:ind w:leftChars="0"/>
@@ -765,6 +778,7 @@
     <w:p>
       <w:pPr>
         <w:numPr>
+          <w:ilvl w:val="0"/>
           <w:numId w:val="0"/>
         </w:numPr>
         <w:ind w:leftChars="0"/>
@@ -804,6 +818,7 @@
     <w:p>
       <w:pPr>
         <w:numPr>
+          <w:ilvl w:val="0"/>
           <w:numId w:val="0"/>
         </w:numPr>
         <w:ind w:leftChars="0"/>
@@ -822,6 +837,7 @@
     </w:p>
     <w:tbl>
       <w:tblPr>
+        <w:tblStyle w:val="3"/>
         <w:tblW w:w="0" w:type="auto"/>
         <w:tblCellSpacing w:w="15" w:type="dxa"/>
         <w:tblInd w:w="0" w:type="dxa"/>
@@ -833,7 +849,7 @@
           <w:insideH w:val="none" w:color="auto" w:sz="0" w:space="0"/>
           <w:insideV w:val="none" w:color="auto" w:sz="0" w:space="0"/>
         </w:tblBorders>
-        <w:shd w:val="clear"/>
+        <w:shd w:val="clear" w:color="auto" w:fill="auto"/>
         <w:tblLayout w:type="autofit"/>
         <w:tblCellMar>
           <w:top w:w="15" w:type="dxa"/>
@@ -857,6 +873,7 @@
             <w:insideH w:val="none" w:color="auto" w:sz="0" w:space="0"/>
             <w:insideV w:val="none" w:color="auto" w:sz="0" w:space="0"/>
           </w:tblBorders>
+          <w:shd w:val="clear" w:color="auto" w:fill="auto"/>
           <w:tblCellMar>
             <w:top w:w="15" w:type="dxa"/>
             <w:left w:w="15" w:type="dxa"/>
@@ -871,7 +888,7 @@
         <w:tc>
           <w:tcPr>
             <w:tcW w:w="0" w:type="auto"/>
-            <w:shd w:val="clear"/>
+            <w:shd w:val="clear" w:color="auto" w:fill="auto"/>
             <w:vAlign w:val="center"/>
           </w:tcPr>
           <w:p>
@@ -903,7 +920,7 @@
         <w:tc>
           <w:tcPr>
             <w:tcW w:w="0" w:type="auto"/>
-            <w:shd w:val="clear"/>
+            <w:shd w:val="clear" w:color="auto" w:fill="auto"/>
             <w:vAlign w:val="center"/>
           </w:tcPr>
           <w:p>
@@ -935,7 +952,7 @@
         <w:tc>
           <w:tcPr>
             <w:tcW w:w="0" w:type="auto"/>
-            <w:shd w:val="clear"/>
+            <w:shd w:val="clear" w:color="auto" w:fill="auto"/>
             <w:vAlign w:val="center"/>
           </w:tcPr>
           <w:p>
@@ -975,6 +992,7 @@
             <w:insideH w:val="none" w:color="auto" w:sz="0" w:space="0"/>
             <w:insideV w:val="none" w:color="auto" w:sz="0" w:space="0"/>
           </w:tblBorders>
+          <w:shd w:val="clear" w:color="auto" w:fill="auto"/>
           <w:tblCellMar>
             <w:top w:w="15" w:type="dxa"/>
             <w:left w:w="15" w:type="dxa"/>
@@ -988,7 +1006,7 @@
         <w:tc>
           <w:tcPr>
             <w:tcW w:w="0" w:type="auto"/>
-            <w:shd w:val="clear"/>
+            <w:shd w:val="clear" w:color="auto" w:fill="auto"/>
             <w:vAlign w:val="center"/>
           </w:tcPr>
           <w:p>
@@ -1014,7 +1032,7 @@
         <w:tc>
           <w:tcPr>
             <w:tcW w:w="0" w:type="auto"/>
-            <w:shd w:val="clear"/>
+            <w:shd w:val="clear" w:color="auto" w:fill="auto"/>
             <w:vAlign w:val="center"/>
           </w:tcPr>
           <w:p>
@@ -1040,7 +1058,7 @@
         <w:tc>
           <w:tcPr>
             <w:tcW w:w="0" w:type="auto"/>
-            <w:shd w:val="clear"/>
+            <w:shd w:val="clear" w:color="auto" w:fill="auto"/>
             <w:vAlign w:val="center"/>
           </w:tcPr>
           <w:p>
@@ -1074,6 +1092,7 @@
             <w:insideH w:val="none" w:color="auto" w:sz="0" w:space="0"/>
             <w:insideV w:val="none" w:color="auto" w:sz="0" w:space="0"/>
           </w:tblBorders>
+          <w:shd w:val="clear" w:color="auto" w:fill="auto"/>
           <w:tblCellMar>
             <w:top w:w="15" w:type="dxa"/>
             <w:left w:w="15" w:type="dxa"/>
@@ -1087,7 +1106,7 @@
         <w:tc>
           <w:tcPr>
             <w:tcW w:w="0" w:type="auto"/>
-            <w:shd w:val="clear"/>
+            <w:shd w:val="clear" w:color="auto" w:fill="auto"/>
             <w:vAlign w:val="center"/>
           </w:tcPr>
           <w:p>
@@ -1113,7 +1132,7 @@
         <w:tc>
           <w:tcPr>
             <w:tcW w:w="0" w:type="auto"/>
-            <w:shd w:val="clear"/>
+            <w:shd w:val="clear" w:color="auto" w:fill="auto"/>
             <w:vAlign w:val="center"/>
           </w:tcPr>
           <w:p>
@@ -1139,7 +1158,7 @@
         <w:tc>
           <w:tcPr>
             <w:tcW w:w="0" w:type="auto"/>
-            <w:shd w:val="clear"/>
+            <w:shd w:val="clear" w:color="auto" w:fill="auto"/>
             <w:vAlign w:val="center"/>
           </w:tcPr>
           <w:p>
@@ -1173,6 +1192,7 @@
             <w:insideH w:val="none" w:color="auto" w:sz="0" w:space="0"/>
             <w:insideV w:val="none" w:color="auto" w:sz="0" w:space="0"/>
           </w:tblBorders>
+          <w:shd w:val="clear" w:color="auto" w:fill="auto"/>
           <w:tblCellMar>
             <w:top w:w="15" w:type="dxa"/>
             <w:left w:w="15" w:type="dxa"/>
@@ -1186,7 +1206,7 @@
         <w:tc>
           <w:tcPr>
             <w:tcW w:w="0" w:type="auto"/>
-            <w:shd w:val="clear"/>
+            <w:shd w:val="clear" w:color="auto" w:fill="auto"/>
             <w:vAlign w:val="center"/>
           </w:tcPr>
           <w:p>
@@ -1212,7 +1232,7 @@
         <w:tc>
           <w:tcPr>
             <w:tcW w:w="0" w:type="auto"/>
-            <w:shd w:val="clear"/>
+            <w:shd w:val="clear" w:color="auto" w:fill="auto"/>
             <w:vAlign w:val="center"/>
           </w:tcPr>
           <w:p>
@@ -1238,7 +1258,7 @@
         <w:tc>
           <w:tcPr>
             <w:tcW w:w="0" w:type="auto"/>
-            <w:shd w:val="clear"/>
+            <w:shd w:val="clear" w:color="auto" w:fill="auto"/>
             <w:vAlign w:val="center"/>
           </w:tcPr>
           <w:p>
@@ -1272,6 +1292,7 @@
             <w:insideH w:val="none" w:color="auto" w:sz="0" w:space="0"/>
             <w:insideV w:val="none" w:color="auto" w:sz="0" w:space="0"/>
           </w:tblBorders>
+          <w:shd w:val="clear" w:color="auto" w:fill="auto"/>
           <w:tblCellMar>
             <w:top w:w="15" w:type="dxa"/>
             <w:left w:w="15" w:type="dxa"/>
@@ -1285,7 +1306,7 @@
         <w:tc>
           <w:tcPr>
             <w:tcW w:w="0" w:type="auto"/>
-            <w:shd w:val="clear"/>
+            <w:shd w:val="clear" w:color="auto" w:fill="auto"/>
             <w:vAlign w:val="center"/>
           </w:tcPr>
           <w:p>
@@ -1311,7 +1332,7 @@
         <w:tc>
           <w:tcPr>
             <w:tcW w:w="0" w:type="auto"/>
-            <w:shd w:val="clear"/>
+            <w:shd w:val="clear" w:color="auto" w:fill="auto"/>
             <w:vAlign w:val="center"/>
           </w:tcPr>
           <w:p>
@@ -1337,7 +1358,7 @@
         <w:tc>
           <w:tcPr>
             <w:tcW w:w="0" w:type="auto"/>
-            <w:shd w:val="clear"/>
+            <w:shd w:val="clear" w:color="auto" w:fill="auto"/>
             <w:vAlign w:val="center"/>
           </w:tcPr>
           <w:p>
@@ -1365,6 +1386,7 @@
     <w:p>
       <w:pPr>
         <w:numPr>
+          <w:ilvl w:val="0"/>
           <w:numId w:val="0"/>
         </w:numPr>
         <w:ind w:leftChars="0"/>
@@ -1397,6 +1419,7 @@
     <w:p>
       <w:pPr>
         <w:numPr>
+          <w:ilvl w:val="0"/>
           <w:numId w:val="0"/>
         </w:numPr>
         <w:ind w:leftChars="0"/>
@@ -1416,6 +1439,7 @@
     <w:p>
       <w:pPr>
         <w:numPr>
+          <w:ilvl w:val="0"/>
           <w:numId w:val="0"/>
         </w:numPr>
         <w:ind w:leftChars="0"/>
@@ -1435,18 +1459,20 @@
     <w:p>
       <w:pPr>
         <w:numPr>
-          <w:numId w:val="0"/>
-        </w:numPr>
-        <w:ind w:leftChars="0"/>
-        <w:rPr>
-          <w:rFonts w:hint="default"/>
-          <w:lang w:val="en-US"/>
-        </w:rPr>
-      </w:pPr>
-    </w:p>
-    <w:p>
-      <w:pPr>
-        <w:numPr>
+          <w:ilvl w:val="0"/>
+          <w:numId w:val="0"/>
+        </w:numPr>
+        <w:ind w:leftChars="0"/>
+        <w:rPr>
+          <w:rFonts w:hint="default"/>
+          <w:lang w:val="en-US"/>
+        </w:rPr>
+      </w:pPr>
+    </w:p>
+    <w:p>
+      <w:pPr>
+        <w:numPr>
+          <w:ilvl w:val="0"/>
           <w:numId w:val="0"/>
         </w:numPr>
         <w:ind w:leftChars="0"/>
@@ -1466,6 +1492,7 @@
     <w:p>
       <w:pPr>
         <w:numPr>
+          <w:ilvl w:val="0"/>
           <w:numId w:val="0"/>
         </w:numPr>
         <w:ind w:leftChars="0"/>
@@ -1485,6 +1512,7 @@
     <w:p>
       <w:pPr>
         <w:numPr>
+          <w:ilvl w:val="0"/>
           <w:numId w:val="0"/>
         </w:numPr>
         <w:ind w:leftChars="0"/>
@@ -1504,18 +1532,20 @@
     <w:p>
       <w:pPr>
         <w:numPr>
-          <w:numId w:val="0"/>
-        </w:numPr>
-        <w:ind w:leftChars="0"/>
-        <w:rPr>
-          <w:rFonts w:hint="default"/>
-          <w:lang w:val="en-US"/>
-        </w:rPr>
-      </w:pPr>
-    </w:p>
-    <w:p>
-      <w:pPr>
-        <w:numPr>
+          <w:ilvl w:val="0"/>
+          <w:numId w:val="0"/>
+        </w:numPr>
+        <w:ind w:leftChars="0"/>
+        <w:rPr>
+          <w:rFonts w:hint="default"/>
+          <w:lang w:val="en-US"/>
+        </w:rPr>
+      </w:pPr>
+    </w:p>
+    <w:p>
+      <w:pPr>
+        <w:numPr>
+          <w:ilvl w:val="0"/>
           <w:numId w:val="0"/>
         </w:numPr>
         <w:ind w:leftChars="0"/>
@@ -1535,18 +1565,20 @@
     <w:p>
       <w:pPr>
         <w:numPr>
-          <w:numId w:val="0"/>
-        </w:numPr>
-        <w:ind w:leftChars="0"/>
-        <w:rPr>
-          <w:rFonts w:hint="default"/>
-          <w:lang w:val="en-US"/>
-        </w:rPr>
-      </w:pPr>
-    </w:p>
-    <w:p>
-      <w:pPr>
-        <w:numPr>
+          <w:ilvl w:val="0"/>
+          <w:numId w:val="0"/>
+        </w:numPr>
+        <w:ind w:leftChars="0"/>
+        <w:rPr>
+          <w:rFonts w:hint="default"/>
+          <w:lang w:val="en-US"/>
+        </w:rPr>
+      </w:pPr>
+    </w:p>
+    <w:p>
+      <w:pPr>
+        <w:numPr>
+          <w:ilvl w:val="0"/>
           <w:numId w:val="0"/>
         </w:numPr>
         <w:ind w:leftChars="0"/>
@@ -1566,6 +1598,7 @@
     <w:p>
       <w:pPr>
         <w:numPr>
+          <w:ilvl w:val="0"/>
           <w:numId w:val="0"/>
         </w:numPr>
         <w:ind w:leftChars="0"/>
@@ -1585,18 +1618,20 @@
     <w:p>
       <w:pPr>
         <w:numPr>
-          <w:numId w:val="0"/>
-        </w:numPr>
-        <w:ind w:leftChars="0"/>
-        <w:rPr>
-          <w:rFonts w:hint="default"/>
-          <w:lang w:val="en-US"/>
-        </w:rPr>
-      </w:pPr>
-    </w:p>
-    <w:p>
-      <w:pPr>
-        <w:numPr>
+          <w:ilvl w:val="0"/>
+          <w:numId w:val="0"/>
+        </w:numPr>
+        <w:ind w:leftChars="0"/>
+        <w:rPr>
+          <w:rFonts w:hint="default"/>
+          <w:lang w:val="en-US"/>
+        </w:rPr>
+      </w:pPr>
+    </w:p>
+    <w:p>
+      <w:pPr>
+        <w:numPr>
+          <w:ilvl w:val="0"/>
           <w:numId w:val="0"/>
         </w:numPr>
         <w:ind w:leftChars="0"/>
@@ -1616,18 +1651,20 @@
     <w:p>
       <w:pPr>
         <w:numPr>
-          <w:numId w:val="0"/>
-        </w:numPr>
-        <w:ind w:leftChars="0"/>
-        <w:rPr>
-          <w:rFonts w:hint="default"/>
-          <w:lang w:val="en-US"/>
-        </w:rPr>
-      </w:pPr>
-    </w:p>
-    <w:p>
-      <w:pPr>
-        <w:numPr>
+          <w:ilvl w:val="0"/>
+          <w:numId w:val="0"/>
+        </w:numPr>
+        <w:ind w:leftChars="0"/>
+        <w:rPr>
+          <w:rFonts w:hint="default"/>
+          <w:lang w:val="en-US"/>
+        </w:rPr>
+      </w:pPr>
+    </w:p>
+    <w:p>
+      <w:pPr>
+        <w:numPr>
+          <w:ilvl w:val="0"/>
           <w:numId w:val="0"/>
         </w:numPr>
         <w:ind w:leftChars="0"/>
@@ -1647,6 +1684,7 @@
     <w:p>
       <w:pPr>
         <w:numPr>
+          <w:ilvl w:val="0"/>
           <w:numId w:val="0"/>
         </w:numPr>
         <w:ind w:leftChars="0"/>
@@ -1666,18 +1704,20 @@
     <w:p>
       <w:pPr>
         <w:numPr>
-          <w:numId w:val="0"/>
-        </w:numPr>
-        <w:ind w:leftChars="0"/>
-        <w:rPr>
-          <w:rFonts w:hint="default"/>
-          <w:lang w:val="en-US"/>
-        </w:rPr>
-      </w:pPr>
-    </w:p>
-    <w:p>
-      <w:pPr>
-        <w:numPr>
+          <w:ilvl w:val="0"/>
+          <w:numId w:val="0"/>
+        </w:numPr>
+        <w:ind w:leftChars="0"/>
+        <w:rPr>
+          <w:rFonts w:hint="default"/>
+          <w:lang w:val="en-US"/>
+        </w:rPr>
+      </w:pPr>
+    </w:p>
+    <w:p>
+      <w:pPr>
+        <w:numPr>
+          <w:ilvl w:val="0"/>
           <w:numId w:val="0"/>
         </w:numPr>
         <w:ind w:leftChars="0"/>
@@ -1697,18 +1737,20 @@
     <w:p>
       <w:pPr>
         <w:numPr>
-          <w:numId w:val="0"/>
-        </w:numPr>
-        <w:ind w:leftChars="0"/>
-        <w:rPr>
-          <w:rFonts w:hint="default"/>
-          <w:lang w:val="en-US"/>
-        </w:rPr>
-      </w:pPr>
-    </w:p>
-    <w:p>
-      <w:pPr>
-        <w:numPr>
+          <w:ilvl w:val="0"/>
+          <w:numId w:val="0"/>
+        </w:numPr>
+        <w:ind w:leftChars="0"/>
+        <w:rPr>
+          <w:rFonts w:hint="default"/>
+          <w:lang w:val="en-US"/>
+        </w:rPr>
+      </w:pPr>
+    </w:p>
+    <w:p>
+      <w:pPr>
+        <w:numPr>
+          <w:ilvl w:val="0"/>
           <w:numId w:val="0"/>
         </w:numPr>
         <w:ind w:leftChars="0"/>
@@ -1728,6 +1770,7 @@
     <w:p>
       <w:pPr>
         <w:numPr>
+          <w:ilvl w:val="0"/>
           <w:numId w:val="0"/>
         </w:numPr>
         <w:ind w:leftChars="0"/>
@@ -1747,6 +1790,7 @@
     <w:p>
       <w:pPr>
         <w:numPr>
+          <w:ilvl w:val="0"/>
           <w:numId w:val="0"/>
         </w:numPr>
         <w:ind w:leftChars="0"/>
@@ -1766,6 +1810,7 @@
     <w:p>
       <w:pPr>
         <w:numPr>
+          <w:ilvl w:val="0"/>
           <w:numId w:val="0"/>
         </w:numPr>
         <w:ind w:leftChars="0"/>
@@ -1785,6 +1830,7 @@
     <w:p>
       <w:pPr>
         <w:numPr>
+          <w:ilvl w:val="0"/>
           <w:numId w:val="0"/>
         </w:numPr>
         <w:ind w:leftChars="0"/>
@@ -1804,6 +1850,7 @@
     <w:p>
       <w:pPr>
         <w:numPr>
+          <w:ilvl w:val="0"/>
           <w:numId w:val="0"/>
         </w:numPr>
         <w:ind w:leftChars="0"/>
@@ -1823,6 +1870,7 @@
     <w:p>
       <w:pPr>
         <w:numPr>
+          <w:ilvl w:val="0"/>
           <w:numId w:val="0"/>
         </w:numPr>
         <w:ind w:leftChars="0"/>
@@ -1842,18 +1890,20 @@
     <w:p>
       <w:pPr>
         <w:numPr>
-          <w:numId w:val="0"/>
-        </w:numPr>
-        <w:ind w:leftChars="0"/>
-        <w:rPr>
-          <w:rFonts w:hint="default"/>
-          <w:lang w:val="en-US"/>
-        </w:rPr>
-      </w:pPr>
-    </w:p>
-    <w:p>
-      <w:pPr>
-        <w:numPr>
+          <w:ilvl w:val="0"/>
+          <w:numId w:val="0"/>
+        </w:numPr>
+        <w:ind w:leftChars="0"/>
+        <w:rPr>
+          <w:rFonts w:hint="default"/>
+          <w:lang w:val="en-US"/>
+        </w:rPr>
+      </w:pPr>
+    </w:p>
+    <w:p>
+      <w:pPr>
+        <w:numPr>
+          <w:ilvl w:val="0"/>
           <w:numId w:val="0"/>
         </w:numPr>
         <w:ind w:leftChars="0"/>
@@ -1873,18 +1923,20 @@
     <w:p>
       <w:pPr>
         <w:numPr>
-          <w:numId w:val="0"/>
-        </w:numPr>
-        <w:ind w:leftChars="0"/>
-        <w:rPr>
-          <w:rFonts w:hint="default"/>
-          <w:lang w:val="en-US"/>
-        </w:rPr>
-      </w:pPr>
-    </w:p>
-    <w:p>
-      <w:pPr>
-        <w:numPr>
+          <w:ilvl w:val="0"/>
+          <w:numId w:val="0"/>
+        </w:numPr>
+        <w:ind w:leftChars="0"/>
+        <w:rPr>
+          <w:rFonts w:hint="default"/>
+          <w:lang w:val="en-US"/>
+        </w:rPr>
+      </w:pPr>
+    </w:p>
+    <w:p>
+      <w:pPr>
+        <w:numPr>
+          <w:ilvl w:val="0"/>
           <w:numId w:val="0"/>
         </w:numPr>
         <w:ind w:leftChars="0"/>
@@ -1904,18 +1956,20 @@
     <w:p>
       <w:pPr>
         <w:numPr>
-          <w:numId w:val="0"/>
-        </w:numPr>
-        <w:ind w:leftChars="0"/>
-        <w:rPr>
-          <w:rFonts w:hint="default"/>
-          <w:lang w:val="en-US"/>
-        </w:rPr>
-      </w:pPr>
-    </w:p>
-    <w:p>
-      <w:pPr>
-        <w:numPr>
+          <w:ilvl w:val="0"/>
+          <w:numId w:val="0"/>
+        </w:numPr>
+        <w:ind w:leftChars="0"/>
+        <w:rPr>
+          <w:rFonts w:hint="default"/>
+          <w:lang w:val="en-US"/>
+        </w:rPr>
+      </w:pPr>
+    </w:p>
+    <w:p>
+      <w:pPr>
+        <w:numPr>
+          <w:ilvl w:val="0"/>
           <w:numId w:val="0"/>
         </w:numPr>
         <w:ind w:leftChars="0"/>
@@ -1935,18 +1989,20 @@
     <w:p>
       <w:pPr>
         <w:numPr>
-          <w:numId w:val="0"/>
-        </w:numPr>
-        <w:ind w:leftChars="0"/>
-        <w:rPr>
-          <w:rFonts w:hint="default"/>
-          <w:lang w:val="en-US"/>
-        </w:rPr>
-      </w:pPr>
-    </w:p>
-    <w:p>
-      <w:pPr>
-        <w:numPr>
+          <w:ilvl w:val="0"/>
+          <w:numId w:val="0"/>
+        </w:numPr>
+        <w:ind w:leftChars="0"/>
+        <w:rPr>
+          <w:rFonts w:hint="default"/>
+          <w:lang w:val="en-US"/>
+        </w:rPr>
+      </w:pPr>
+    </w:p>
+    <w:p>
+      <w:pPr>
+        <w:numPr>
+          <w:ilvl w:val="0"/>
           <w:numId w:val="0"/>
         </w:numPr>
         <w:ind w:leftChars="0"/>
@@ -1966,6 +2022,7 @@
     <w:p>
       <w:pPr>
         <w:numPr>
+          <w:ilvl w:val="0"/>
           <w:numId w:val="0"/>
         </w:numPr>
         <w:ind w:leftChars="0"/>
@@ -1985,6 +2042,7 @@
     <w:p>
       <w:pPr>
         <w:numPr>
+          <w:ilvl w:val="0"/>
           <w:numId w:val="0"/>
         </w:numPr>
         <w:ind w:leftChars="0"/>
@@ -2004,18 +2062,20 @@
     <w:p>
       <w:pPr>
         <w:numPr>
-          <w:numId w:val="0"/>
-        </w:numPr>
-        <w:ind w:leftChars="0"/>
-        <w:rPr>
-          <w:rFonts w:hint="default"/>
-          <w:lang w:val="en-US"/>
-        </w:rPr>
-      </w:pPr>
-    </w:p>
-    <w:p>
-      <w:pPr>
-        <w:numPr>
+          <w:ilvl w:val="0"/>
+          <w:numId w:val="0"/>
+        </w:numPr>
+        <w:ind w:leftChars="0"/>
+        <w:rPr>
+          <w:rFonts w:hint="default"/>
+          <w:lang w:val="en-US"/>
+        </w:rPr>
+      </w:pPr>
+    </w:p>
+    <w:p>
+      <w:pPr>
+        <w:numPr>
+          <w:ilvl w:val="0"/>
           <w:numId w:val="0"/>
         </w:numPr>
         <w:ind w:leftChars="0"/>
@@ -2035,18 +2095,20 @@
     <w:p>
       <w:pPr>
         <w:numPr>
-          <w:numId w:val="0"/>
-        </w:numPr>
-        <w:ind w:leftChars="0"/>
-        <w:rPr>
-          <w:rFonts w:hint="default"/>
-          <w:lang w:val="en-US"/>
-        </w:rPr>
-      </w:pPr>
-    </w:p>
-    <w:p>
-      <w:pPr>
-        <w:numPr>
+          <w:ilvl w:val="0"/>
+          <w:numId w:val="0"/>
+        </w:numPr>
+        <w:ind w:leftChars="0"/>
+        <w:rPr>
+          <w:rFonts w:hint="default"/>
+          <w:lang w:val="en-US"/>
+        </w:rPr>
+      </w:pPr>
+    </w:p>
+    <w:p>
+      <w:pPr>
+        <w:numPr>
+          <w:ilvl w:val="0"/>
           <w:numId w:val="0"/>
         </w:numPr>
         <w:ind w:leftChars="0"/>
@@ -2066,6 +2128,7 @@
     <w:p>
       <w:pPr>
         <w:numPr>
+          <w:ilvl w:val="0"/>
           <w:numId w:val="0"/>
         </w:numPr>
         <w:ind w:leftChars="0"/>
@@ -2085,6 +2148,7 @@
     <w:p>
       <w:pPr>
         <w:numPr>
+          <w:ilvl w:val="0"/>
           <w:numId w:val="0"/>
         </w:numPr>
         <w:ind w:leftChars="0"/>
@@ -2124,6 +2188,7 @@
     <w:p>
       <w:pPr>
         <w:numPr>
+          <w:ilvl w:val="0"/>
           <w:numId w:val="0"/>
         </w:numPr>
         <w:ind w:leftChars="0"/>
@@ -2143,18 +2208,20 @@
     <w:p>
       <w:pPr>
         <w:numPr>
-          <w:numId w:val="0"/>
-        </w:numPr>
-        <w:ind w:leftChars="0"/>
-        <w:rPr>
-          <w:rFonts w:hint="default"/>
-          <w:lang w:val="en-US"/>
-        </w:rPr>
-      </w:pPr>
-    </w:p>
-    <w:p>
-      <w:pPr>
-        <w:numPr>
+          <w:ilvl w:val="0"/>
+          <w:numId w:val="0"/>
+        </w:numPr>
+        <w:ind w:leftChars="0"/>
+        <w:rPr>
+          <w:rFonts w:hint="default"/>
+          <w:lang w:val="en-US"/>
+        </w:rPr>
+      </w:pPr>
+    </w:p>
+    <w:p>
+      <w:pPr>
+        <w:numPr>
+          <w:ilvl w:val="0"/>
           <w:numId w:val="0"/>
         </w:numPr>
         <w:ind w:leftChars="0"/>
@@ -2194,6 +2261,7 @@
     <w:p>
       <w:pPr>
         <w:numPr>
+          <w:ilvl w:val="0"/>
           <w:numId w:val="0"/>
         </w:numPr>
         <w:ind w:leftChars="0"/>
@@ -2212,6 +2280,7 @@
     </w:p>
     <w:tbl>
       <w:tblPr>
+        <w:tblStyle w:val="3"/>
         <w:tblW w:w="0" w:type="auto"/>
         <w:tblCellSpacing w:w="15" w:type="dxa"/>
         <w:tblInd w:w="0" w:type="dxa"/>
@@ -2223,7 +2292,7 @@
           <w:insideH w:val="none" w:color="auto" w:sz="0" w:space="0"/>
           <w:insideV w:val="none" w:color="auto" w:sz="0" w:space="0"/>
         </w:tblBorders>
-        <w:shd w:val="clear"/>
+        <w:shd w:val="clear" w:color="auto" w:fill="auto"/>
         <w:tblLayout w:type="autofit"/>
         <w:tblCellMar>
           <w:top w:w="15" w:type="dxa"/>
@@ -2247,7 +2316,6 @@
             <w:insideH w:val="none" w:color="auto" w:sz="0" w:space="0"/>
             <w:insideV w:val="none" w:color="auto" w:sz="0" w:space="0"/>
           </w:tblBorders>
-          <w:shd w:val="clear"/>
           <w:tblCellMar>
             <w:top w:w="15" w:type="dxa"/>
             <w:left w:w="15" w:type="dxa"/>
@@ -2262,7 +2330,7 @@
         <w:tc>
           <w:tcPr>
             <w:tcW w:w="0" w:type="auto"/>
-            <w:shd w:val="clear"/>
+            <w:shd w:val="clear" w:color="auto" w:fill="auto"/>
             <w:vAlign w:val="center"/>
           </w:tcPr>
           <w:p>
@@ -2294,7 +2362,7 @@
         <w:tc>
           <w:tcPr>
             <w:tcW w:w="0" w:type="auto"/>
-            <w:shd w:val="clear"/>
+            <w:shd w:val="clear" w:color="auto" w:fill="auto"/>
             <w:vAlign w:val="center"/>
           </w:tcPr>
           <w:p>
@@ -2326,7 +2394,7 @@
         <w:tc>
           <w:tcPr>
             <w:tcW w:w="0" w:type="auto"/>
-            <w:shd w:val="clear"/>
+            <w:shd w:val="clear" w:color="auto" w:fill="auto"/>
             <w:vAlign w:val="center"/>
           </w:tcPr>
           <w:p>
@@ -2366,7 +2434,7 @@
             <w:insideH w:val="none" w:color="auto" w:sz="0" w:space="0"/>
             <w:insideV w:val="none" w:color="auto" w:sz="0" w:space="0"/>
           </w:tblBorders>
-          <w:shd w:val="clear"/>
+          <w:shd w:val="clear" w:color="auto" w:fill="auto"/>
           <w:tblCellMar>
             <w:top w:w="15" w:type="dxa"/>
             <w:left w:w="15" w:type="dxa"/>
@@ -2380,7 +2448,7 @@
         <w:tc>
           <w:tcPr>
             <w:tcW w:w="0" w:type="auto"/>
-            <w:shd w:val="clear"/>
+            <w:shd w:val="clear" w:color="auto" w:fill="auto"/>
             <w:vAlign w:val="center"/>
           </w:tcPr>
           <w:p>
@@ -2427,7 +2495,7 @@
         <w:tc>
           <w:tcPr>
             <w:tcW w:w="0" w:type="auto"/>
-            <w:shd w:val="clear"/>
+            <w:shd w:val="clear" w:color="auto" w:fill="auto"/>
             <w:vAlign w:val="center"/>
           </w:tcPr>
           <w:p>
@@ -2454,7 +2522,7 @@
         <w:tc>
           <w:tcPr>
             <w:tcW w:w="0" w:type="auto"/>
-            <w:shd w:val="clear"/>
+            <w:shd w:val="clear" w:color="auto" w:fill="auto"/>
             <w:vAlign w:val="center"/>
           </w:tcPr>
           <w:p>
@@ -2489,7 +2557,6 @@
             <w:insideH w:val="none" w:color="auto" w:sz="0" w:space="0"/>
             <w:insideV w:val="none" w:color="auto" w:sz="0" w:space="0"/>
           </w:tblBorders>
-          <w:shd w:val="clear"/>
           <w:tblCellMar>
             <w:top w:w="15" w:type="dxa"/>
             <w:left w:w="15" w:type="dxa"/>
@@ -2503,7 +2570,7 @@
         <w:tc>
           <w:tcPr>
             <w:tcW w:w="0" w:type="auto"/>
-            <w:shd w:val="clear"/>
+            <w:shd w:val="clear" w:color="auto" w:fill="auto"/>
             <w:vAlign w:val="center"/>
           </w:tcPr>
           <w:p>
@@ -2529,7 +2596,7 @@
         <w:tc>
           <w:tcPr>
             <w:tcW w:w="0" w:type="auto"/>
-            <w:shd w:val="clear"/>
+            <w:shd w:val="clear" w:color="auto" w:fill="auto"/>
             <w:vAlign w:val="center"/>
           </w:tcPr>
           <w:p>
@@ -2566,7 +2633,7 @@
         <w:tc>
           <w:tcPr>
             <w:tcW w:w="0" w:type="auto"/>
-            <w:shd w:val="clear"/>
+            <w:shd w:val="clear" w:color="auto" w:fill="auto"/>
             <w:vAlign w:val="center"/>
           </w:tcPr>
           <w:p>
@@ -2611,7 +2678,7 @@
             <w:insideH w:val="none" w:color="auto" w:sz="0" w:space="0"/>
             <w:insideV w:val="none" w:color="auto" w:sz="0" w:space="0"/>
           </w:tblBorders>
-          <w:shd w:val="clear"/>
+          <w:shd w:val="clear" w:color="auto" w:fill="auto"/>
           <w:tblCellMar>
             <w:top w:w="15" w:type="dxa"/>
             <w:left w:w="15" w:type="dxa"/>
@@ -2625,7 +2692,7 @@
         <w:tc>
           <w:tcPr>
             <w:tcW w:w="0" w:type="auto"/>
-            <w:shd w:val="clear"/>
+            <w:shd w:val="clear" w:color="auto" w:fill="auto"/>
             <w:vAlign w:val="center"/>
           </w:tcPr>
           <w:p>
@@ -2651,7 +2718,7 @@
         <w:tc>
           <w:tcPr>
             <w:tcW w:w="0" w:type="auto"/>
-            <w:shd w:val="clear"/>
+            <w:shd w:val="clear" w:color="auto" w:fill="auto"/>
             <w:vAlign w:val="center"/>
           </w:tcPr>
           <w:p>
@@ -2688,7 +2755,7 @@
         <w:tc>
           <w:tcPr>
             <w:tcW w:w="0" w:type="auto"/>
-            <w:shd w:val="clear"/>
+            <w:shd w:val="clear" w:color="auto" w:fill="auto"/>
             <w:vAlign w:val="center"/>
           </w:tcPr>
           <w:p>
@@ -2733,7 +2800,7 @@
             <w:insideH w:val="none" w:color="auto" w:sz="0" w:space="0"/>
             <w:insideV w:val="none" w:color="auto" w:sz="0" w:space="0"/>
           </w:tblBorders>
-          <w:shd w:val="clear"/>
+          <w:shd w:val="clear" w:color="auto" w:fill="auto"/>
           <w:tblCellMar>
             <w:top w:w="15" w:type="dxa"/>
             <w:left w:w="15" w:type="dxa"/>
@@ -2747,7 +2814,7 @@
         <w:tc>
           <w:tcPr>
             <w:tcW w:w="0" w:type="auto"/>
-            <w:shd w:val="clear"/>
+            <w:shd w:val="clear" w:color="auto" w:fill="auto"/>
             <w:vAlign w:val="center"/>
           </w:tcPr>
           <w:p>
@@ -2773,7 +2840,7 @@
         <w:tc>
           <w:tcPr>
             <w:tcW w:w="0" w:type="auto"/>
-            <w:shd w:val="clear"/>
+            <w:shd w:val="clear" w:color="auto" w:fill="auto"/>
             <w:vAlign w:val="center"/>
           </w:tcPr>
           <w:p>
@@ -2800,7 +2867,7 @@
         <w:tc>
           <w:tcPr>
             <w:tcW w:w="0" w:type="auto"/>
-            <w:shd w:val="clear"/>
+            <w:shd w:val="clear" w:color="auto" w:fill="auto"/>
             <w:vAlign w:val="center"/>
           </w:tcPr>
           <w:p>
@@ -2829,6 +2896,7 @@
     <w:p>
       <w:pPr>
         <w:numPr>
+          <w:ilvl w:val="0"/>
           <w:numId w:val="0"/>
         </w:numPr>
         <w:ind w:leftChars="0"/>
@@ -2861,6 +2929,7 @@
     <w:p>
       <w:pPr>
         <w:numPr>
+          <w:ilvl w:val="0"/>
           <w:numId w:val="0"/>
         </w:numPr>
         <w:rPr>
@@ -2879,6 +2948,7 @@
     <w:p>
       <w:pPr>
         <w:numPr>
+          <w:ilvl w:val="0"/>
           <w:numId w:val="0"/>
         </w:numPr>
         <w:rPr>
@@ -2897,6 +2967,7 @@
     <w:p>
       <w:pPr>
         <w:numPr>
+          <w:ilvl w:val="0"/>
           <w:numId w:val="0"/>
         </w:numPr>
         <w:rPr>
@@ -2915,17 +2986,19 @@
     <w:p>
       <w:pPr>
         <w:numPr>
-          <w:numId w:val="0"/>
-        </w:numPr>
-        <w:rPr>
-          <w:rFonts w:hint="default"/>
-          <w:lang w:val="en-US"/>
-        </w:rPr>
-      </w:pPr>
-    </w:p>
-    <w:p>
-      <w:pPr>
-        <w:numPr>
+          <w:ilvl w:val="0"/>
+          <w:numId w:val="0"/>
+        </w:numPr>
+        <w:rPr>
+          <w:rFonts w:hint="default"/>
+          <w:lang w:val="en-US"/>
+        </w:rPr>
+      </w:pPr>
+    </w:p>
+    <w:p>
+      <w:pPr>
+        <w:numPr>
+          <w:ilvl w:val="0"/>
           <w:numId w:val="0"/>
         </w:numPr>
         <w:rPr>
@@ -2944,6 +3017,7 @@
     <w:p>
       <w:pPr>
         <w:numPr>
+          <w:ilvl w:val="0"/>
           <w:numId w:val="0"/>
         </w:numPr>
         <w:rPr>
@@ -2962,6 +3036,7 @@
     <w:p>
       <w:pPr>
         <w:numPr>
+          <w:ilvl w:val="0"/>
           <w:numId w:val="0"/>
         </w:numPr>
         <w:rPr>
@@ -2980,6 +3055,7 @@
     <w:p>
       <w:pPr>
         <w:numPr>
+          <w:ilvl w:val="0"/>
           <w:numId w:val="0"/>
         </w:numPr>
         <w:rPr>
@@ -2998,6 +3074,7 @@
     <w:p>
       <w:pPr>
         <w:numPr>
+          <w:ilvl w:val="0"/>
           <w:numId w:val="0"/>
         </w:numPr>
         <w:rPr>
@@ -3016,17 +3093,19 @@
     <w:p>
       <w:pPr>
         <w:numPr>
-          <w:numId w:val="0"/>
-        </w:numPr>
-        <w:rPr>
-          <w:rFonts w:hint="default"/>
-          <w:lang w:val="en-US"/>
-        </w:rPr>
-      </w:pPr>
-    </w:p>
-    <w:p>
-      <w:pPr>
-        <w:numPr>
+          <w:ilvl w:val="0"/>
+          <w:numId w:val="0"/>
+        </w:numPr>
+        <w:rPr>
+          <w:rFonts w:hint="default"/>
+          <w:lang w:val="en-US"/>
+        </w:rPr>
+      </w:pPr>
+    </w:p>
+    <w:p>
+      <w:pPr>
+        <w:numPr>
+          <w:ilvl w:val="0"/>
           <w:numId w:val="0"/>
         </w:numPr>
         <w:rPr>
@@ -3045,6 +3124,7 @@
     <w:p>
       <w:pPr>
         <w:numPr>
+          <w:ilvl w:val="0"/>
           <w:numId w:val="0"/>
         </w:numPr>
         <w:rPr>
@@ -3063,6 +3143,7 @@
     <w:p>
       <w:pPr>
         <w:numPr>
+          <w:ilvl w:val="0"/>
           <w:numId w:val="0"/>
         </w:numPr>
         <w:rPr>
@@ -3081,6 +3162,7 @@
     <w:p>
       <w:pPr>
         <w:numPr>
+          <w:ilvl w:val="0"/>
           <w:numId w:val="0"/>
         </w:numPr>
         <w:rPr>
@@ -3099,6 +3181,7 @@
     <w:p>
       <w:pPr>
         <w:numPr>
+          <w:ilvl w:val="0"/>
           <w:numId w:val="0"/>
         </w:numPr>
         <w:rPr>
@@ -3117,17 +3200,19 @@
     <w:p>
       <w:pPr>
         <w:numPr>
-          <w:numId w:val="0"/>
-        </w:numPr>
-        <w:rPr>
-          <w:rFonts w:hint="default"/>
-          <w:lang w:val="en-US"/>
-        </w:rPr>
-      </w:pPr>
-    </w:p>
-    <w:p>
-      <w:pPr>
-        <w:numPr>
+          <w:ilvl w:val="0"/>
+          <w:numId w:val="0"/>
+        </w:numPr>
+        <w:rPr>
+          <w:rFonts w:hint="default"/>
+          <w:lang w:val="en-US"/>
+        </w:rPr>
+      </w:pPr>
+    </w:p>
+    <w:p>
+      <w:pPr>
+        <w:numPr>
+          <w:ilvl w:val="0"/>
           <w:numId w:val="0"/>
         </w:numPr>
         <w:rPr>
@@ -3146,6 +3231,7 @@
     <w:p>
       <w:pPr>
         <w:numPr>
+          <w:ilvl w:val="0"/>
           <w:numId w:val="0"/>
         </w:numPr>
         <w:rPr>
@@ -3164,6 +3250,7 @@
     <w:p>
       <w:pPr>
         <w:numPr>
+          <w:ilvl w:val="0"/>
           <w:numId w:val="0"/>
         </w:numPr>
         <w:rPr>
@@ -3182,17 +3269,19 @@
     <w:p>
       <w:pPr>
         <w:numPr>
-          <w:numId w:val="0"/>
-        </w:numPr>
-        <w:rPr>
-          <w:rFonts w:hint="default"/>
-          <w:lang w:val="en-US"/>
-        </w:rPr>
-      </w:pPr>
-    </w:p>
-    <w:p>
-      <w:pPr>
-        <w:numPr>
+          <w:ilvl w:val="0"/>
+          <w:numId w:val="0"/>
+        </w:numPr>
+        <w:rPr>
+          <w:rFonts w:hint="default"/>
+          <w:lang w:val="en-US"/>
+        </w:rPr>
+      </w:pPr>
+    </w:p>
+    <w:p>
+      <w:pPr>
+        <w:numPr>
+          <w:ilvl w:val="0"/>
           <w:numId w:val="0"/>
         </w:numPr>
         <w:rPr>
@@ -3211,6 +3300,7 @@
     <w:p>
       <w:pPr>
         <w:numPr>
+          <w:ilvl w:val="0"/>
           <w:numId w:val="0"/>
         </w:numPr>
         <w:rPr>
@@ -3229,17 +3319,19 @@
     <w:p>
       <w:pPr>
         <w:numPr>
-          <w:numId w:val="0"/>
-        </w:numPr>
-        <w:rPr>
-          <w:rFonts w:hint="default"/>
-          <w:lang w:val="en-US"/>
-        </w:rPr>
-      </w:pPr>
-    </w:p>
-    <w:p>
-      <w:pPr>
-        <w:numPr>
+          <w:ilvl w:val="0"/>
+          <w:numId w:val="0"/>
+        </w:numPr>
+        <w:rPr>
+          <w:rFonts w:hint="default"/>
+          <w:lang w:val="en-US"/>
+        </w:rPr>
+      </w:pPr>
+    </w:p>
+    <w:p>
+      <w:pPr>
+        <w:numPr>
+          <w:ilvl w:val="0"/>
           <w:numId w:val="0"/>
         </w:numPr>
         <w:rPr>
@@ -3258,6 +3350,7 @@
     <w:p>
       <w:pPr>
         <w:numPr>
+          <w:ilvl w:val="0"/>
           <w:numId w:val="0"/>
         </w:numPr>
         <w:rPr>
@@ -3276,6 +3369,7 @@
     <w:p>
       <w:pPr>
         <w:numPr>
+          <w:ilvl w:val="0"/>
           <w:numId w:val="0"/>
         </w:numPr>
         <w:rPr>
@@ -3294,28 +3388,31 @@
     <w:p>
       <w:pPr>
         <w:numPr>
-          <w:numId w:val="0"/>
-        </w:numPr>
-        <w:rPr>
-          <w:rFonts w:hint="default"/>
-          <w:lang w:val="en-US"/>
-        </w:rPr>
-      </w:pPr>
-    </w:p>
-    <w:p>
-      <w:pPr>
-        <w:numPr>
-          <w:numId w:val="0"/>
-        </w:numPr>
-        <w:rPr>
-          <w:rFonts w:hint="default"/>
-          <w:lang w:val="en-US"/>
-        </w:rPr>
-      </w:pPr>
-    </w:p>
-    <w:p>
-      <w:pPr>
-        <w:numPr>
+          <w:ilvl w:val="0"/>
+          <w:numId w:val="0"/>
+        </w:numPr>
+        <w:rPr>
+          <w:rFonts w:hint="default"/>
+          <w:lang w:val="en-US"/>
+        </w:rPr>
+      </w:pPr>
+    </w:p>
+    <w:p>
+      <w:pPr>
+        <w:numPr>
+          <w:ilvl w:val="0"/>
+          <w:numId w:val="0"/>
+        </w:numPr>
+        <w:rPr>
+          <w:rFonts w:hint="default"/>
+          <w:lang w:val="en-US"/>
+        </w:rPr>
+      </w:pPr>
+    </w:p>
+    <w:p>
+      <w:pPr>
+        <w:numPr>
+          <w:ilvl w:val="0"/>
           <w:numId w:val="0"/>
         </w:numPr>
         <w:rPr>
@@ -3355,6 +3452,59 @@
           <w:lang w:val="en-US"/>
         </w:rPr>
       </w:pPr>
+    </w:p>
+    <w:p>
+      <w:pPr>
+        <w:numPr>
+          <w:ilvl w:val="0"/>
+          <w:numId w:val="0"/>
+        </w:numPr>
+        <w:ind w:leftChars="0"/>
+        <w:rPr>
+          <w:rFonts w:hint="default"/>
+          <w:lang w:val="en-US"/>
+        </w:rPr>
+      </w:pPr>
+    </w:p>
+    <w:p>
+      <w:pPr>
+        <w:numPr>
+          <w:ilvl w:val="0"/>
+          <w:numId w:val="1"/>
+        </w:numPr>
+        <w:ind w:left="0" w:leftChars="0" w:firstLine="0" w:firstLineChars="0"/>
+        <w:rPr>
+          <w:rFonts w:hint="default"/>
+          <w:lang w:val="en-US"/>
+        </w:rPr>
+      </w:pPr>
+      <w:r>
+        <w:rPr>
+          <w:rFonts w:hint="default"/>
+          <w:lang w:val="en-US"/>
+        </w:rPr>
+        <w:t>What is index?</w:t>
+      </w:r>
+    </w:p>
+    <w:p>
+      <w:pPr>
+        <w:numPr>
+          <w:ilvl w:val="0"/>
+          <w:numId w:val="1"/>
+        </w:numPr>
+        <w:ind w:left="0" w:leftChars="0" w:firstLine="0" w:firstLineChars="0"/>
+        <w:rPr>
+          <w:rFonts w:hint="default"/>
+          <w:lang w:val="en-US"/>
+        </w:rPr>
+      </w:pPr>
+      <w:r>
+        <w:rPr>
+          <w:rFonts w:hint="default"/>
+          <w:lang w:val="en-US"/>
+        </w:rPr>
+        <w:t>What is the use of View?</w:t>
+      </w:r>
       <w:bookmarkStart w:id="0" w:name="_GoBack"/>
       <w:bookmarkEnd w:id="0"/>
     </w:p>
@@ -3362,9 +3512,68 @@
       <w:pPr>
         <w:numPr>
           <w:ilvl w:val="0"/>
-          <w:numId w:val="0"/>
-        </w:numPr>
-        <w:ind w:leftChars="0"/>
+          <w:numId w:val="1"/>
+        </w:numPr>
+        <w:ind w:left="0" w:leftChars="0" w:firstLine="0" w:firstLineChars="0"/>
+        <w:rPr>
+          <w:rFonts w:hint="default"/>
+          <w:lang w:val="en-US"/>
+        </w:rPr>
+      </w:pPr>
+      <w:r>
+        <w:rPr>
+          <w:rFonts w:hint="default"/>
+          <w:lang w:val="en-US"/>
+        </w:rPr>
+        <w:t>What is cluster index and non-cluster index?</w:t>
+      </w:r>
+    </w:p>
+    <w:p>
+      <w:pPr>
+        <w:numPr>
+          <w:ilvl w:val="0"/>
+          <w:numId w:val="1"/>
+        </w:numPr>
+        <w:ind w:left="0" w:leftChars="0" w:firstLine="0" w:firstLineChars="0"/>
+        <w:rPr>
+          <w:rFonts w:hint="default"/>
+          <w:lang w:val="en-US"/>
+        </w:rPr>
+      </w:pPr>
+      <w:r>
+        <w:rPr>
+          <w:rFonts w:hint="default"/>
+          <w:lang w:val="en-US"/>
+        </w:rPr>
+        <w:t>What is primary index and how many we can create the primary index?</w:t>
+      </w:r>
+    </w:p>
+    <w:p>
+      <w:pPr>
+        <w:numPr>
+          <w:ilvl w:val="0"/>
+          <w:numId w:val="4"/>
+        </w:numPr>
+        <w:ind w:left="0" w:leftChars="0" w:firstLine="0" w:firstLineChars="0"/>
+        <w:rPr>
+          <w:rFonts w:hint="default"/>
+        </w:rPr>
+      </w:pPr>
+      <w:r>
+        <w:rPr>
+          <w:rFonts w:hint="default"/>
+          <w:lang w:val="en-US"/>
+        </w:rPr>
+        <w:t>How stored procedures increase the performance?</w:t>
+      </w:r>
+    </w:p>
+    <w:p>
+      <w:pPr>
+        <w:numPr>
+          <w:ilvl w:val="0"/>
+          <w:numId w:val="1"/>
+        </w:numPr>
+        <w:ind w:left="0" w:leftChars="0" w:firstLine="0" w:firstLineChars="0"/>
         <w:rPr>
           <w:rFonts w:hint="default"/>
           <w:lang w:val="en-US"/>
@@ -3409,6 +3618,18 @@
     </w:lvl>
   </w:abstractNum>
   <w:abstractNum w:abstractNumId="1">
+    <w:nsid w:val="92C3E5F5"/>
+    <w:multiLevelType w:val="singleLevel"/>
+    <w:tmpl w:val="92C3E5F5"/>
+    <w:lvl w:ilvl="0" w:tentative="0">
+      <w:start w:val="1"/>
+      <w:numFmt w:val="decimal"/>
+      <w:suff w:val="space"/>
+      <w:lvlText w:val="%1."/>
+      <w:lvlJc w:val="left"/>
+    </w:lvl>
+  </w:abstractNum>
+  <w:abstractNum w:abstractNumId="2">
     <w:nsid w:val="23C66FBD"/>
     <w:multiLevelType w:val="singleLevel"/>
     <w:tmpl w:val="23C66FBD"/>
@@ -3420,7 +3641,7 @@
       <w:lvlJc w:val="left"/>
     </w:lvl>
   </w:abstractNum>
-  <w:abstractNum w:abstractNumId="2">
+  <w:abstractNum w:abstractNumId="3">
     <w:nsid w:val="303D8B1D"/>
     <w:multiLevelType w:val="singleLevel"/>
     <w:tmpl w:val="303D8B1D"/>
@@ -3433,12 +3654,15 @@
     </w:lvl>
   </w:abstractNum>
   <w:num w:numId="1">
-    <w:abstractNumId w:val="2"/>
+    <w:abstractNumId w:val="3"/>
   </w:num>
   <w:num w:numId="2">
     <w:abstractNumId w:val="0"/>
   </w:num>
   <w:num w:numId="3">
+    <w:abstractNumId w:val="2"/>
+  </w:num>
+  <w:num w:numId="4">
     <w:abstractNumId w:val="1"/>
   </w:num>
 </w:numbering>
@@ -3551,7 +3775,7 @@
     <w:lsdException w:unhideWhenUsed="0" w:uiPriority="0" w:semiHidden="0" w:name="HTML Acronym"/>
     <w:lsdException w:unhideWhenUsed="0" w:uiPriority="0" w:semiHidden="0" w:name="HTML Address"/>
     <w:lsdException w:unhideWhenUsed="0" w:uiPriority="0" w:semiHidden="0" w:name="HTML Cite"/>
-    <w:lsdException w:unhideWhenUsed="0" w:uiPriority="0" w:semiHidden="0" w:name="HTML Code"/>
+    <w:lsdException w:qFormat="1" w:unhideWhenUsed="0" w:uiPriority="0" w:semiHidden="0" w:name="HTML Code"/>
     <w:lsdException w:unhideWhenUsed="0" w:uiPriority="0" w:semiHidden="0" w:name="HTML Definition"/>
     <w:lsdException w:unhideWhenUsed="0" w:uiPriority="0" w:semiHidden="0" w:name="HTML Keyboard"/>
     <w:lsdException w:unhideWhenUsed="0" w:uiPriority="0" w:semiHidden="0" w:name="HTML Preformatted"/>
@@ -3736,6 +3960,7 @@
   <w:style w:type="character" w:styleId="4">
     <w:name w:val="HTML Code"/>
     <w:basedOn w:val="2"/>
+    <w:qFormat/>
     <w:uiPriority w:val="0"/>
     <w:rPr>
       <w:rFonts w:ascii="Courier New" w:hAnsi="Courier New" w:cs="Courier New"/>
